--- a/Assignemt_1_Task 2_software_.docx
+++ b/Assignemt_1_Task 2_software_.docx
@@ -23820,6 +23820,417 @@
           <w:rStyle w:val="Strong"/>
         </w:rPr>
         <w:lastRenderedPageBreak/>
+        <w:t>System Design</w:t>
+      </w:r>
+    </w:p>
+    <w:p>
+      <w:pPr>
+        <w:pStyle w:val="font-claude-response-body"/>
+        <w:rPr>
+          <w:rStyle w:val="Strong"/>
+          <w:b w:val="0"/>
+          <w:bCs w:val="0"/>
+        </w:rPr>
+      </w:pPr>
+      <w:r>
+        <w:rPr>
+          <w:rStyle w:val="Strong"/>
+          <w:b w:val="0"/>
+          <w:bCs w:val="0"/>
+        </w:rPr>
+        <w:t xml:space="preserve">This section explains how the proposed design of </w:t>
+      </w:r>
+      <w:proofErr w:type="spellStart"/>
+      <w:r>
+        <w:rPr>
+          <w:rStyle w:val="Strong"/>
+          <w:b w:val="0"/>
+          <w:bCs w:val="0"/>
+        </w:rPr>
+        <w:t>SavePlate</w:t>
+      </w:r>
+      <w:proofErr w:type="spellEnd"/>
+      <w:r>
+        <w:rPr>
+          <w:rStyle w:val="Strong"/>
+          <w:b w:val="0"/>
+          <w:bCs w:val="0"/>
+        </w:rPr>
+        <w:t xml:space="preserve"> satisfies the project objectives and requirements established in Assignment 1, and how the architectural design, ERD, site map, and wireframes work together to deliver a functioning system.</w:t>
+      </w:r>
+    </w:p>
+    <w:p>
+      <w:pPr>
+        <w:pStyle w:val="font-claude-response-body"/>
+        <w:rPr>
+          <w:rStyle w:val="Strong"/>
+          <w:b w:val="0"/>
+          <w:bCs w:val="0"/>
+        </w:rPr>
+      </w:pPr>
+      <w:r>
+        <w:rPr>
+          <w:rStyle w:val="Strong"/>
+          <w:b w:val="0"/>
+          <w:bCs w:val="0"/>
+        </w:rPr>
+        <w:t>Meeting the registration, security, and privacy objective</w:t>
+      </w:r>
+    </w:p>
+    <w:p>
+      <w:pPr>
+        <w:pStyle w:val="font-claude-response-body"/>
+        <w:rPr>
+          <w:rStyle w:val="Strong"/>
+          <w:b w:val="0"/>
+          <w:bCs w:val="0"/>
+        </w:rPr>
+      </w:pPr>
+      <w:r>
+        <w:rPr>
+          <w:rStyle w:val="Strong"/>
+          <w:b w:val="0"/>
+          <w:bCs w:val="0"/>
+        </w:rPr>
+        <w:t xml:space="preserve">Assignment 1 set the objective of deploying a user registration and authentication system with optional two-factor authentication and privacy controls. This is addressed by UC1 (Register User &amp; Privacy Settings), whose requirements (FR01–FR05) are implemented through the USER and PRIVACY_SETTINGS tables in the ERD. The </w:t>
+      </w:r>
+      <w:proofErr w:type="spellStart"/>
+      <w:r>
+        <w:rPr>
+          <w:rStyle w:val="Strong"/>
+          <w:b w:val="0"/>
+          <w:bCs w:val="0"/>
+        </w:rPr>
+        <w:t>two_fa_enabled</w:t>
+      </w:r>
+      <w:proofErr w:type="spellEnd"/>
+      <w:r>
+        <w:rPr>
+          <w:rStyle w:val="Strong"/>
+          <w:b w:val="0"/>
+          <w:bCs w:val="0"/>
+        </w:rPr>
+        <w:t xml:space="preserve"> field on the USER table supports the optional 2FA toggle, while PRIVACY_SETTINGS stores the visibility preferences (profile and donation list hiding) independently of core user data, keeping authentication concerns separate from privacy preferences. In the site map, these flows are represented by the Register, Login, and 2FA verify pages branching directly from the landing page, before any access is granted to the Dashboard. The corresponding wireframes (registration form, login form, 2FA verification, privacy settings) show how a user moves through this flow screen by screen, consistent with the acceptance criteria defined for UC1.</w:t>
+      </w:r>
+    </w:p>
+    <w:p>
+      <w:pPr>
+        <w:pStyle w:val="font-claude-response-body"/>
+        <w:rPr>
+          <w:rStyle w:val="Strong"/>
+          <w:b w:val="0"/>
+          <w:bCs w:val="0"/>
+        </w:rPr>
+      </w:pPr>
+      <w:r>
+        <w:rPr>
+          <w:rStyle w:val="Strong"/>
+          <w:b w:val="0"/>
+          <w:bCs w:val="0"/>
+        </w:rPr>
+        <w:t>Meeting the food inventory management objective</w:t>
+      </w:r>
+    </w:p>
+    <w:p>
+      <w:pPr>
+        <w:pStyle w:val="font-claude-response-body"/>
+        <w:rPr>
+          <w:rStyle w:val="Strong"/>
+          <w:b w:val="0"/>
+          <w:bCs w:val="0"/>
+        </w:rPr>
+      </w:pPr>
+      <w:r>
+        <w:rPr>
+          <w:rStyle w:val="Strong"/>
+          <w:b w:val="0"/>
+          <w:bCs w:val="0"/>
+        </w:rPr>
+        <w:t>The objective of allowing users to add, edit, and manage household food items (FR06–FR09) is supported by the FOOD_ITEM table, which stores name, quantity, expiry date, category, and storage location, with a status field that distinguishes active, used, and donated items. The Food Inventory wireframe reflects this directly: items are filterable by storage location (fridge, pantry, freezer), display a countdown to expiry, and provide a "Donate" action once an item nears its expiry date — satisfying the requirement that items be automatically flagged before they go to waste. In the site map, Food Inventory sits under the Dashboard alongside Privacy Settings, reflecting that inventory management is a core post-login feature.</w:t>
+      </w:r>
+    </w:p>
+    <w:p>
+      <w:pPr>
+        <w:pStyle w:val="font-claude-response-body"/>
+        <w:rPr>
+          <w:rStyle w:val="Strong"/>
+          <w:b w:val="0"/>
+          <w:bCs w:val="0"/>
+        </w:rPr>
+      </w:pPr>
+      <w:r>
+        <w:rPr>
+          <w:rStyle w:val="Strong"/>
+          <w:b w:val="0"/>
+          <w:bCs w:val="0"/>
+        </w:rPr>
+        <w:t>Meeting the donation and browsing objective</w:t>
+      </w:r>
+    </w:p>
+    <w:p>
+      <w:pPr>
+        <w:pStyle w:val="font-claude-response-body"/>
+        <w:rPr>
+          <w:rStyle w:val="Strong"/>
+          <w:b w:val="0"/>
+          <w:bCs w:val="0"/>
+        </w:rPr>
+      </w:pPr>
+      <w:r>
+        <w:rPr>
+          <w:rStyle w:val="Strong"/>
+          <w:b w:val="0"/>
+          <w:bCs w:val="0"/>
+        </w:rPr>
+        <w:t xml:space="preserve">The objective of letting users post donation listings and browse/claim listings from others (FR11–FR13, UC2 and UC3) is supported by the DONATION_LISTING table, which links back to FOOD_ITEM via </w:t>
+      </w:r>
+      <w:proofErr w:type="spellStart"/>
+      <w:r>
+        <w:rPr>
+          <w:rStyle w:val="Strong"/>
+          <w:b w:val="0"/>
+          <w:bCs w:val="0"/>
+        </w:rPr>
+        <w:t>item_id</w:t>
+      </w:r>
+      <w:proofErr w:type="spellEnd"/>
+      <w:r>
+        <w:rPr>
+          <w:rStyle w:val="Strong"/>
+          <w:b w:val="0"/>
+          <w:bCs w:val="0"/>
+        </w:rPr>
+        <w:t xml:space="preserve"> and tracks both </w:t>
+      </w:r>
+      <w:proofErr w:type="spellStart"/>
+      <w:r>
+        <w:rPr>
+          <w:rStyle w:val="Strong"/>
+          <w:b w:val="0"/>
+          <w:bCs w:val="0"/>
+        </w:rPr>
+        <w:t>posted_by</w:t>
+      </w:r>
+      <w:proofErr w:type="spellEnd"/>
+      <w:r>
+        <w:rPr>
+          <w:rStyle w:val="Strong"/>
+          <w:b w:val="0"/>
+          <w:bCs w:val="0"/>
+        </w:rPr>
+        <w:t xml:space="preserve"> and </w:t>
+      </w:r>
+      <w:proofErr w:type="spellStart"/>
+      <w:r>
+        <w:rPr>
+          <w:rStyle w:val="Strong"/>
+          <w:b w:val="0"/>
+          <w:bCs w:val="0"/>
+        </w:rPr>
+        <w:t>claimed_by</w:t>
+      </w:r>
+      <w:proofErr w:type="spellEnd"/>
+      <w:r>
+        <w:rPr>
+          <w:rStyle w:val="Strong"/>
+          <w:b w:val="0"/>
+          <w:bCs w:val="0"/>
+        </w:rPr>
+        <w:t xml:space="preserve"> separately, allowing the system to distinguish a listing's owner from its claimant. This is reflected in the Browse Listings wireframe, which supports filtering by category, location, and expiry, and in the Listing Detail wireframe, which conditionally disables the Claim button once a listing's status changes to "claimed." The architectural design supports this exchange through the REST API layer (Node.js/Express), which mediates all read/write operations between the client and the MySQL database, ensuring that listing status updates are consistent for all users viewing the Browse page.</w:t>
+      </w:r>
+    </w:p>
+    <w:p>
+      <w:pPr>
+        <w:pStyle w:val="font-claude-response-body"/>
+        <w:rPr>
+          <w:rStyle w:val="Strong"/>
+          <w:b w:val="0"/>
+          <w:bCs w:val="0"/>
+        </w:rPr>
+      </w:pPr>
+    </w:p>
+    <w:p>
+      <w:pPr>
+        <w:pStyle w:val="font-claude-response-body"/>
+        <w:rPr>
+          <w:rStyle w:val="Strong"/>
+          <w:b w:val="0"/>
+          <w:bCs w:val="0"/>
+        </w:rPr>
+      </w:pPr>
+      <w:r>
+        <w:rPr>
+          <w:rStyle w:val="Strong"/>
+          <w:b w:val="0"/>
+          <w:bCs w:val="0"/>
+        </w:rPr>
+        <w:lastRenderedPageBreak/>
+        <w:t>Meeting the analytics and reporting objective</w:t>
+      </w:r>
+    </w:p>
+    <w:p>
+      <w:pPr>
+        <w:pStyle w:val="font-claude-response-body"/>
+        <w:rPr>
+          <w:rStyle w:val="Strong"/>
+          <w:b w:val="0"/>
+          <w:bCs w:val="0"/>
+        </w:rPr>
+      </w:pPr>
+      <w:r>
+        <w:rPr>
+          <w:rStyle w:val="Strong"/>
+          <w:b w:val="0"/>
+          <w:bCs w:val="0"/>
+        </w:rPr>
+        <w:t xml:space="preserve">The objective of giving users visibility into their food-saving </w:t>
+      </w:r>
+      <w:proofErr w:type="spellStart"/>
+      <w:r>
+        <w:rPr>
+          <w:rStyle w:val="Strong"/>
+          <w:b w:val="0"/>
+          <w:bCs w:val="0"/>
+        </w:rPr>
+        <w:t>behaviour</w:t>
+      </w:r>
+      <w:proofErr w:type="spellEnd"/>
+      <w:r>
+        <w:rPr>
+          <w:rStyle w:val="Strong"/>
+          <w:b w:val="0"/>
+          <w:bCs w:val="0"/>
+        </w:rPr>
+        <w:t xml:space="preserve"> (FR15–FR17, UC4) is supported by aggregating data already captured in FOOD_ITEM and DONATION_LISTING — items marked "used," "donated," or expired feed directly into the saved/donated/wasted counts shown on the Food Analytics dashboard wireframe. This avoids duplicating data: analytics are computed from existing inventory and listing records rather than requiring a separate tracking table, keeping the data model consistent.</w:t>
+      </w:r>
+    </w:p>
+    <w:p>
+      <w:pPr>
+        <w:pStyle w:val="font-claude-response-body"/>
+        <w:rPr>
+          <w:rStyle w:val="Strong"/>
+          <w:b w:val="0"/>
+          <w:bCs w:val="0"/>
+        </w:rPr>
+      </w:pPr>
+      <w:r>
+        <w:rPr>
+          <w:rStyle w:val="Strong"/>
+          <w:b w:val="0"/>
+          <w:bCs w:val="0"/>
+        </w:rPr>
+        <w:t>Meeting the notification objective</w:t>
+      </w:r>
+    </w:p>
+    <w:p>
+      <w:pPr>
+        <w:pStyle w:val="font-claude-response-body"/>
+        <w:rPr>
+          <w:rStyle w:val="Strong"/>
+          <w:b w:val="0"/>
+          <w:bCs w:val="0"/>
+        </w:rPr>
+      </w:pPr>
+      <w:r>
+        <w:rPr>
+          <w:rStyle w:val="Strong"/>
+          <w:b w:val="0"/>
+          <w:bCs w:val="0"/>
+        </w:rPr>
+        <w:t xml:space="preserve">The objective of notifying users about expiring items and donation updates is supported by the NOTIFICATION table, which stores a type field (expiry, donation, </w:t>
+      </w:r>
+      <w:proofErr w:type="spellStart"/>
+      <w:r>
+        <w:rPr>
+          <w:rStyle w:val="Strong"/>
+          <w:b w:val="0"/>
+          <w:bCs w:val="0"/>
+        </w:rPr>
+        <w:t>meal_plan</w:t>
+      </w:r>
+      <w:proofErr w:type="spellEnd"/>
+      <w:r>
+        <w:rPr>
+          <w:rStyle w:val="Strong"/>
+          <w:b w:val="0"/>
+          <w:bCs w:val="0"/>
+        </w:rPr>
+        <w:t xml:space="preserve">, account) and an </w:t>
+      </w:r>
+      <w:proofErr w:type="spellStart"/>
+      <w:r>
+        <w:rPr>
+          <w:rStyle w:val="Strong"/>
+          <w:b w:val="0"/>
+          <w:bCs w:val="0"/>
+        </w:rPr>
+        <w:t>is_read</w:t>
+      </w:r>
+      <w:proofErr w:type="spellEnd"/>
+      <w:r>
+        <w:rPr>
+          <w:rStyle w:val="Strong"/>
+          <w:b w:val="0"/>
+          <w:bCs w:val="0"/>
+        </w:rPr>
+        <w:t xml:space="preserve"> flag, allowing the system to generate and track notifications across all four use case areas from a single, reusable structure.</w:t>
+      </w:r>
+    </w:p>
+    <w:p>
+      <w:pPr>
+        <w:pStyle w:val="font-claude-response-body"/>
+        <w:rPr>
+          <w:rStyle w:val="Strong"/>
+          <w:b w:val="0"/>
+          <w:bCs w:val="0"/>
+        </w:rPr>
+      </w:pPr>
+      <w:r>
+        <w:rPr>
+          <w:rStyle w:val="Strong"/>
+          <w:b w:val="0"/>
+          <w:bCs w:val="0"/>
+        </w:rPr>
+        <w:t>Overall architecture supporting these objectives</w:t>
+      </w:r>
+    </w:p>
+    <w:p>
+      <w:pPr>
+        <w:pStyle w:val="font-claude-response-body"/>
+        <w:rPr>
+          <w:rStyle w:val="Strong"/>
+          <w:b w:val="0"/>
+          <w:bCs w:val="0"/>
+        </w:rPr>
+      </w:pPr>
+      <w:r>
+        <w:rPr>
+          <w:rStyle w:val="Strong"/>
+          <w:b w:val="0"/>
+          <w:bCs w:val="0"/>
+        </w:rPr>
+        <w:t>The architectural design diagram shows a three-tier structure: a React.js client, a Node.js/Express application server exposing a REST API, and a MySQL database server, with a separate SMTP-based email service handling verification and notification emails outside the core application server. This separation means the system meets the non-functional requirement for responsiveness (NFR101–102) by keeping the client lightweight and delegating data processing to the server, and meets the security requirement (NFR103–105) by routing all client-server communication over HTTPS and isolating password handling within the registration and login API endpoints. The site map and wireframes collectively confirm that every functional requirement from section 1.1 has a corresponding screen and user flow, meaning no requirement defined in Assignment 1 is left without a design counterpart in Assignment 2.</w:t>
+      </w:r>
+    </w:p>
+    <w:p>
+      <w:pPr>
+        <w:pStyle w:val="font-claude-response-body"/>
+        <w:rPr>
+          <w:rStyle w:val="Strong"/>
+        </w:rPr>
+      </w:pPr>
+    </w:p>
+    <w:p>
+      <w:pPr>
+        <w:pStyle w:val="font-claude-response-body"/>
+        <w:rPr>
+          <w:rStyle w:val="Strong"/>
+        </w:rPr>
+      </w:pPr>
+      <w:r>
+        <w:rPr>
+          <w:rStyle w:val="Strong"/>
+        </w:rPr>
         <w:t xml:space="preserve">Data </w:t>
       </w:r>
       <w:proofErr w:type="spellStart"/>
@@ -24259,6 +24670,7 @@
           <w:p>
             <w:proofErr w:type="spellStart"/>
             <w:r>
+              <w:lastRenderedPageBreak/>
               <w:t>created_at</w:t>
             </w:r>
             <w:proofErr w:type="spellEnd"/>
@@ -25164,7 +25576,6 @@
         <w:rPr>
           <w:rStyle w:val="Strong"/>
         </w:rPr>
-        <w:lastRenderedPageBreak/>
         <w:t>Table: DONATION_LISTING</w:t>
       </w:r>
     </w:p>
@@ -25598,6 +26009,7 @@
           <w:p>
             <w:proofErr w:type="spellStart"/>
             <w:r>
+              <w:lastRenderedPageBreak/>
               <w:t>posted_at</w:t>
             </w:r>
             <w:proofErr w:type="spellEnd"/>
@@ -26177,6 +26589,7 @@
           <w:sz w:val="24"/>
           <w:szCs w:val="24"/>
         </w:rPr>
+        <w:lastRenderedPageBreak/>
         <w:drawing>
           <wp:inline distT="0" distB="0" distL="0" distR="0" wp14:anchorId="30C6E702" wp14:editId="17EEBD7B">
             <wp:extent cx="5943600" cy="3489960"/>
